--- a/assets/downloads/teacher/rcf-english-sample-sba-tasks.docx
+++ b/assets/downloads/teacher/rcf-english-sample-sba-tasks.docx
@@ -41,16 +41,28 @@
         <w:t xml:space="preserve">School Based Assessment tool</w:t>
       </w:r>
       <w:r>
-        <w:t xml:space="preserve"> format. Fill in your school's name and the date, and </w:t>
+        <w:t xml:space="preserve"> format. Fill in your school's name and the date. </w:t>
       </w:r>
       <w:r>
         <w:rPr>
           <w:b/>
         </w:rPr>
-        <w:t xml:space="preserve">replace the competency and competency level with the wording and numbers in your Teacher's Guide</w:t>
-      </w:r>
-      <w:r>
-        <w:t xml:space="preserve">. Follow the SBA plan and circulars for your grade and year for the number of tools, their timing and how marks are recorded. The terms shown in the Literature tools are suggestions; change them to suit your school's plan.</w:t>
+        <w:t xml:space="preserve">For Grades 6 to 11 English, the competency and competency level numbers are taken from the NIE English Language Teachers' Guides</w:t>
+      </w:r>
+      <w:r>
+        <w:t xml:space="preserve"> for those grades (see </w:t>
+      </w:r>
+      <w:r>
+        <w:t xml:space="preserve">Competency Levels by Grade</w:t>
+      </w:r>
+      <w:r>
+        <w:rPr>
+          <w:sz w:val="18"/>
+        </w:rPr>
+        <w:t xml:space="preserve"> (https://rcfenglish.com/teacher-resources/competency-levels/)</w:t>
+      </w:r>
+      <w:r>
+        <w:t xml:space="preserve">). The Grade 6 guide used is the edition implemented from 2015, so schools on the new 2026 Grade 6 syllabus should use the numbers in the new guide. For primary grades, A/L General English and Literature we do not yet have the Teachers' Guides, so the competency wording there is a sample: copy the official competency and level from your guide. Follow the SBA plan and circulars for your grade and year for the number of tools, their timing and how marks are recorded. The terms shown in the Literature tools are suggestions; change them to suit your school's plan.</w:t>
       </w:r>
     </w:p>
     <w:p>
@@ -406,7 +418,7 @@
               <w:pStyle w:val="TableText"/>
             </w:pPr>
             <w:r>
-              <w:t xml:space="preserve">Names and describes a familiar object in simple sentences.</w:t>
+              <w:t xml:space="preserve">Names and describes a familiar object in simple sentences. (Sample wording: use the competency level in your Teacher's Guide.)</w:t>
             </w:r>
           </w:p>
         </w:tc>
@@ -1172,7 +1184,7 @@
               <w:pStyle w:val="TableText"/>
             </w:pPr>
             <w:r>
-              <w:t xml:space="preserve">Responds correctly to one-step and two-step instructions.</w:t>
+              <w:t xml:space="preserve">Responds correctly to one-step and two-step instructions. (Sample wording: use the competency level in your Teacher's Guide.)</w:t>
             </w:r>
           </w:p>
         </w:tc>
@@ -1938,7 +1950,7 @@
               <w:pStyle w:val="TableText"/>
             </w:pPr>
             <w:r>
-              <w:t xml:space="preserve">Writes one or two sentences to match a picture.</w:t>
+              <w:t xml:space="preserve">Writes one or two sentences to match a picture. (Sample wording: use the competency level in your Teacher's Guide.)</w:t>
             </w:r>
           </w:p>
         </w:tc>
@@ -2704,7 +2716,7 @@
               <w:pStyle w:val="TableText"/>
             </w:pPr>
             <w:r>
-              <w:t xml:space="preserve">Reads a practised text accurately and fluently.</w:t>
+              <w:t xml:space="preserve">Reads a practised text accurately and fluently. (Sample wording: use the competency level in your Teacher's Guide.)</w:t>
             </w:r>
           </w:p>
         </w:tc>
@@ -3448,7 +3460,7 @@
               <w:pStyle w:val="TableText"/>
             </w:pPr>
             <w:r>
-              <w:t xml:space="preserve">Uses English to communicate in everyday situations.</w:t>
+              <w:t xml:space="preserve">Competency 8: Communicates clearly, fluently and concisely</w:t>
             </w:r>
           </w:p>
         </w:tc>
@@ -3479,7 +3491,7 @@
               <w:pStyle w:val="TableText"/>
             </w:pPr>
             <w:r>
-              <w:t xml:space="preserve">Takes part in a short conversation to get or give information.</w:t>
+              <w:t xml:space="preserve">8.13 Uses language in variety of contexts (Grades 6 and 7)</w:t>
             </w:r>
           </w:p>
         </w:tc>
@@ -4214,7 +4226,7 @@
               <w:pStyle w:val="TableText"/>
             </w:pPr>
             <w:r>
-              <w:t xml:space="preserve">Writes instructions for a practical purpose.</w:t>
+              <w:t xml:space="preserve">Competency 7: Uses English creatively and innovatively in written communication</w:t>
             </w:r>
           </w:p>
         </w:tc>
@@ -4245,7 +4257,7 @@
               <w:pStyle w:val="TableText"/>
             </w:pPr>
             <w:r>
-              <w:t xml:space="preserve">Writes a set of instructions in the correct order.</w:t>
+              <w:t xml:space="preserve">7.4 Writes instructions (Grades 6 and 7)</w:t>
             </w:r>
           </w:p>
         </w:tc>
@@ -4980,7 +4992,7 @@
               <w:pStyle w:val="TableText"/>
             </w:pPr>
             <w:r>
-              <w:t xml:space="preserve">Reads for pleasure and responds to what is read.</w:t>
+              <w:t xml:space="preserve">Competency 5: Extracts necessary information from various types of texts</w:t>
             </w:r>
           </w:p>
         </w:tc>
@@ -5011,7 +5023,7 @@
               <w:pStyle w:val="TableText"/>
             </w:pPr>
             <w:r>
-              <w:t xml:space="preserve">Summarises a story and gives a reasoned opinion.</w:t>
+              <w:t xml:space="preserve">5.5 Reads and understands simple folk stories (Grade 7) / Reads and responds to simple folk stories / stories (Grade 8) / Reads and responds to simple folk tales (Grade 9); 5.6 Extracts the general idea of a text (Grades 7, 8 and 9)</w:t>
             </w:r>
           </w:p>
         </w:tc>
@@ -5746,7 +5758,7 @@
               <w:pStyle w:val="TableText"/>
             </w:pPr>
             <w:r>
-              <w:t xml:space="preserve">Writes different kinds of texts for a real audience.</w:t>
+              <w:t xml:space="preserve">Competency 7: Uses English creatively and innovatively in written communication</w:t>
             </w:r>
           </w:p>
         </w:tc>
@@ -5777,7 +5789,7 @@
               <w:pStyle w:val="TableText"/>
             </w:pPr>
             <w:r>
-              <w:t xml:space="preserve">Produces a news report, a notice and a creative piece in the correct formats.</w:t>
+              <w:t xml:space="preserve">7.5 Writes simple compositions on different types of topics (Grades 8 and 9)</w:t>
             </w:r>
           </w:p>
         </w:tc>
@@ -6521,7 +6533,7 @@
               <w:pStyle w:val="TableText"/>
             </w:pPr>
             <w:r>
-              <w:t xml:space="preserve">Writes formal letters for a specific purpose.</w:t>
+              <w:t xml:space="preserve">Competency 7: Uses English creatively and innovatively in written communication</w:t>
             </w:r>
           </w:p>
         </w:tc>
@@ -6552,7 +6564,7 @@
               <w:pStyle w:val="TableText"/>
             </w:pPr>
             <w:r>
-              <w:t xml:space="preserve">Writes a well-organised formal letter in the correct format.</w:t>
+              <w:t xml:space="preserve">7.7 Writes for official purposes (Grades 10 and 11)</w:t>
             </w:r>
           </w:p>
         </w:tc>
@@ -7287,7 +7299,7 @@
               <w:pStyle w:val="TableText"/>
             </w:pPr>
             <w:r>
-              <w:t xml:space="preserve">Speaks confidently on a topic to an audience.</w:t>
+              <w:t xml:space="preserve">Competency 8: Communicates clearly, fluently and concisely</w:t>
             </w:r>
           </w:p>
         </w:tc>
@@ -7318,7 +7330,7 @@
               <w:pStyle w:val="TableText"/>
             </w:pPr>
             <w:r>
-              <w:t xml:space="preserve">Delivers an organised speech with supporting points.</w:t>
+              <w:t xml:space="preserve">8.4 Speaks on familiar topics (Grades 10 and 11)</w:t>
             </w:r>
           </w:p>
         </w:tc>
@@ -8053,7 +8065,7 @@
               <w:pStyle w:val="TableText"/>
             </w:pPr>
             <w:r>
-              <w:t xml:space="preserve">Collects and presents information in writing.</w:t>
+              <w:t xml:space="preserve">Competency 5: Extracts necessary information from various types of texts</w:t>
             </w:r>
           </w:p>
         </w:tc>
@@ -8084,7 +8096,7 @@
               <w:pStyle w:val="TableText"/>
             </w:pPr>
             <w:r>
-              <w:t xml:space="preserve">Describes data from a chart using comparison language.</w:t>
+              <w:t xml:space="preserve">5.3 Transfers information into other forms (Grades 10 and 11)</w:t>
             </w:r>
           </w:p>
         </w:tc>
@@ -8859,7 +8871,7 @@
               <w:pStyle w:val="TableText"/>
             </w:pPr>
             <w:r>
-              <w:t xml:space="preserve">Delivers a structured presentation with signposting.</w:t>
+              <w:t xml:space="preserve">Delivers a structured presentation with signposting. (Sample wording: use the competency level in your Teacher's Guide.)</w:t>
             </w:r>
           </w:p>
         </w:tc>
@@ -9625,7 +9637,7 @@
               <w:pStyle w:val="TableText"/>
             </w:pPr>
             <w:r>
-              <w:t xml:space="preserve">Writes a clear formal email with the correct structure and tone.</w:t>
+              <w:t xml:space="preserve">Writes a clear formal email with the correct structure and tone. (Sample wording: use the competency level in your Teacher's Guide.)</w:t>
             </w:r>
           </w:p>
         </w:tc>
@@ -10391,7 +10403,7 @@
               <w:pStyle w:val="TableText"/>
             </w:pPr>
             <w:r>
-              <w:t xml:space="preserve">Organises a balanced argument with examples.</w:t>
+              <w:t xml:space="preserve">Organises a balanced argument with examples. (Sample wording: use the competency level in your Teacher's Guide.)</w:t>
             </w:r>
           </w:p>
         </w:tc>
@@ -11157,7 +11169,7 @@
               <w:pStyle w:val="TableText"/>
             </w:pPr>
             <w:r>
-              <w:t xml:space="preserve">Writes a covering letter and answers interview questions appropriately.</w:t>
+              <w:t xml:space="preserve">Writes a covering letter and answers interview questions appropriately. (Sample wording: use the competency level in your Teacher's Guide.)</w:t>
             </w:r>
           </w:p>
         </w:tc>
@@ -11937,7 +11949,7 @@
               <w:pStyle w:val="TableText"/>
             </w:pPr>
             <w:r>
-              <w:t xml:space="preserve">Explores the underlying meanings, tone and imagery used by poets to convey central messages.</w:t>
+              <w:t xml:space="preserve">Explores the underlying meanings, tone and imagery used by poets to convey central messages. (Sample wording: use the competency level in your Teacher's Guide.)</w:t>
             </w:r>
           </w:p>
         </w:tc>
@@ -12703,7 +12715,7 @@
               <w:pStyle w:val="TableText"/>
             </w:pPr>
             <w:r>
-              <w:t xml:space="preserve">Demonstrates empathy and critical understanding of characters by interpreting their actions and dialogue.</w:t>
+              <w:t xml:space="preserve">Demonstrates empathy and critical understanding of characters by interpreting their actions and dialogue. (Sample wording: use the competency level in your Teacher's Guide.)</w:t>
             </w:r>
           </w:p>
         </w:tc>
@@ -13469,7 +13481,7 @@
               <w:pStyle w:val="TableText"/>
             </w:pPr>
             <w:r>
-              <w:t xml:space="preserve">Examines the generation gap, the clash of East and West, and illusion versus reality in Malgudi.</w:t>
+              <w:t xml:space="preserve">Examines the generation gap, the clash of East and West, and illusion versus reality in Malgudi. (Sample wording: use the competency level in your Teacher's Guide.)</w:t>
             </w:r>
           </w:p>
         </w:tc>
@@ -14235,7 +14247,7 @@
               <w:pStyle w:val="TableText"/>
             </w:pPr>
             <w:r>
-              <w:t xml:space="preserve">Conveys character, mood and conflict through voice, movement and staging choices.</w:t>
+              <w:t xml:space="preserve">Conveys character, mood and conflict through voice, movement and staging choices. (Sample wording: use the competency level in your Teacher's Guide.)</w:t>
             </w:r>
           </w:p>
         </w:tc>
@@ -15001,7 +15013,7 @@
               <w:pStyle w:val="TableText"/>
             </w:pPr>
             <w:r>
-              <w:t xml:space="preserve">Tracks plot, character development and themes across a novel.</w:t>
+              <w:t xml:space="preserve">Tracks plot, character development and themes across a novel. (Sample wording: use the competency level in your Teacher's Guide.)</w:t>
             </w:r>
           </w:p>
         </w:tc>
